--- a/library/_deliverables/browser-network-dlp/DLPBROWSER-Solution.docx
+++ b/library/_deliverables/browser-network-dlp/DLPBROWSER-Solution.docx
@@ -1877,7 +1877,7 @@
           <w:rFonts w:ascii="Consolas" w:hAnsi="Consolas"/>
           <w:sz w:val="19"/>
         </w:rPr>
-        <w:t>DLPBROWSER-Assess-Readiness.ps1</w:t>
+        <w:t>DLPBROWSER-Discovery.ps1</w:t>
       </w:r>
       <w:r>
         <w:t xml:space="preserve"> — it reads </w:t>
@@ -2143,7 +2143,7 @@
           <w:rFonts w:ascii="Consolas" w:hAnsi="Consolas"/>
           <w:sz w:val="19"/>
         </w:rPr>
-        <w:t>DLPBROWSER-Assess-Readiness.ps1</w:t>
+        <w:t>DLPBROWSER-Discovery.ps1</w:t>
       </w:r>
       <w:r>
         <w:t xml:space="preserve"> installs missing modules and reports connectivity. </w:t>
@@ -2249,7 +2249,7 @@
           <w:rFonts w:ascii="Consolas" w:hAnsi="Consolas"/>
           <w:sz w:val="19"/>
         </w:rPr>
-        <w:t>DLPBROWSER-Get-EndpointHealth.ps1</w:t>
+        <w:t>DLPBROWSER-ScopeHealth.ps1</w:t>
       </w:r>
       <w:r>
         <w:t xml:space="preserve"> (read-only) — it connects with the read scopes and reports if consent is missing. </w:t>
@@ -2353,7 +2353,7 @@
           <w:rFonts w:ascii="Consolas" w:hAnsi="Consolas"/>
           <w:sz w:val="19"/>
         </w:rPr>
-        <w:t>DLPBROWSER-Get-EndpointHealth.ps1</w:t>
+        <w:t>DLPBROWSER-ScopeHealth.ps1</w:t>
       </w:r>
       <w:r>
         <w:t xml:space="preserve"> — it reports managed-device counts and onboarding readiness signals. </w:t>
@@ -2473,7 +2473,7 @@
           <w:rFonts w:ascii="Consolas" w:hAnsi="Consolas"/>
           <w:sz w:val="19"/>
         </w:rPr>
-        <w:t>DLPBROWSER-Get-EndpointHealth.ps1</w:t>
+        <w:t>DLPBROWSER-ScopeHealth.ps1</w:t>
       </w:r>
       <w:r>
         <w:t xml:space="preserve"> reports the extension as a readiness checklist item (deployment is enterprise-managed, verify in your MDM/GPO). </w:t>
@@ -2659,7 +2659,7 @@
           <w:rFonts w:ascii="Consolas" w:hAnsi="Consolas"/>
           <w:sz w:val="19"/>
         </w:rPr>
-        <w:t>DLPBROWSER-Report-Activity.ps1</w:t>
+        <w:t>DLPBROWSER-Report.ps1</w:t>
       </w:r>
       <w:r>
         <w:t xml:space="preserve"> summarizes recent endpoint egress from the audit log to inform the list. </w:t>
@@ -3708,7 +3708,7 @@
           <w:rFonts w:ascii="Consolas" w:hAnsi="Consolas"/>
           <w:sz w:val="19"/>
         </w:rPr>
-        <w:t>DLPBROWSER-Assess-Readiness.ps1 -CsvPath .\DlpBrowserReadiness.csv</w:t>
+        <w:t>DLPBROWSER-Discovery.ps1 -CsvPath .\DlpBrowserReadiness.csv</w:t>
       </w:r>
       <w:r>
         <w:t>. Read-only, it captures:</w:t>
@@ -3768,7 +3768,7 @@
           <w:rFonts w:ascii="Consolas" w:hAnsi="Consolas"/>
           <w:sz w:val="19"/>
         </w:rPr>
-        <w:t>DLPBROWSER-Get-EndpointHealth.ps1 -CsvPath .\EndpointHealth.csv</w:t>
+        <w:t>DLPBROWSER-ScopeHealth.ps1 -CsvPath .\EndpointHealth.csv</w:t>
       </w:r>
       <w:r>
         <w:t xml:space="preserve"> to record </w:t>
@@ -3879,7 +3879,7 @@
           <w:rFonts w:ascii="Consolas" w:hAnsi="Consolas"/>
           <w:sz w:val="19"/>
         </w:rPr>
-        <w:t>DLPBROWSER-Report-Activity.ps1</w:t>
+        <w:t>DLPBROWSER-Report.ps1</w:t>
       </w:r>
       <w:r>
         <w:t xml:space="preserve"> to see where uploads actually go today.</w:t>
@@ -4008,7 +4008,7 @@
         <w:t xml:space="preserve"> (verify path). Re-run </w:t>
       </w:r>
       <w:r>
-        <w:t>DLPBROWSER-Get-EndpointHealth.ps1` until the ring reports onboarded.</w:t>
+        <w:t>DLPBROWSER-ScopeHealth.ps1` until the ring reports onboarded.</w:t>
       </w:r>
     </w:p>
     <w:p>
@@ -4246,7 +4246,7 @@
           <w:rFonts w:ascii="Consolas" w:hAnsi="Consolas"/>
           <w:sz w:val="19"/>
         </w:rPr>
-        <w:t>DLPBROWSER-New-DlpPolicy.ps1 -WhatIf</w:t>
+        <w:t>DLPBROWSER-Configure.ps1 -WhatIf</w:t>
       </w:r>
       <w:r>
         <w:t xml:space="preserve">. With </w:t>
@@ -4290,7 +4290,7 @@
         <w:pStyle w:val="ListNumber"/>
       </w:pPr>
       <w:r>
-        <w:t>Create in simulation: `DLPBROWSER-New-DlpPolicy.ps1 -Commit -Mode TestWithoutNotifications</w:t>
+        <w:t>Create in simulation: `DLPBROWSER-Configure.ps1 -Commit -Mode TestWithoutNotifications</w:t>
       </w:r>
     </w:p>
     <w:p>
@@ -4486,7 +4486,7 @@
           <w:rFonts w:ascii="Consolas" w:hAnsi="Consolas"/>
           <w:sz w:val="19"/>
         </w:rPr>
-        <w:t>DLPBROWSER-Test-Validation.ps1</w:t>
+        <w:t>DLPBROWSER-Validate.ps1</w:t>
       </w:r>
       <w:r>
         <w:t xml:space="preserve"> to confirm the policy mode, rules, and match counts, and    </w:t>
@@ -4496,7 +4496,7 @@
           <w:rFonts w:ascii="Consolas" w:hAnsi="Consolas"/>
           <w:sz w:val="19"/>
         </w:rPr>
-        <w:t>DLPBROWSER-Report-Activity.ps1</w:t>
+        <w:t>DLPBROWSER-Report.ps1</w:t>
       </w:r>
       <w:r>
         <w:t xml:space="preserve"> to summarize endpoint egress events.</w:t>
@@ -4673,7 +4673,7 @@
           <w:rFonts w:ascii="Consolas" w:hAnsi="Consolas"/>
           <w:sz w:val="19"/>
         </w:rPr>
-        <w:t>DLPBROWSER-New-DlpPolicy.ps1 -Enforce</w:t>
+        <w:t>DLPBROWSER-Configure.ps1 -Enforce</w:t>
       </w:r>
       <w:r>
         <w:t xml:space="preserve"> (wraps </w:t>
@@ -4730,7 +4730,7 @@
           <w:rFonts w:ascii="Consolas" w:hAnsi="Consolas"/>
           <w:sz w:val="19"/>
         </w:rPr>
-        <w:t>DLPBROWSER-Report-Activity.ps1</w:t>
+        <w:t>DLPBROWSER-Report.ps1</w:t>
       </w:r>
       <w:r>
         <w:t xml:space="preserve"> on a schedule — and hand off adjacent lanes</w:t>
@@ -4837,7 +4837,7 @@
           <w:rFonts w:ascii="Consolas" w:hAnsi="Consolas"/>
           <w:sz w:val="19"/>
         </w:rPr>
-        <w:t>DLPBROWSER-Assess-Readiness.ps1</w:t>
+        <w:t>DLPBROWSER-Discovery.ps1</w:t>
       </w:r>
       <w:r>
         <w:t xml:space="preserve">; compare against </w:t>
@@ -4894,7 +4894,7 @@
           <w:rFonts w:ascii="Consolas" w:hAnsi="Consolas"/>
           <w:sz w:val="19"/>
         </w:rPr>
-        <w:t>DLPBROWSER-Get-EndpointHealth.ps1</w:t>
+        <w:t>DLPBROWSER-ScopeHealth.ps1</w:t>
       </w:r>
       <w:r>
         <w:t xml:space="preserve">; on a pilot device confirm the Microsoft Purview browser extension is enabled in Chrome/Firefox and Edge native coverage applies. </w:t>
@@ -4932,7 +4932,7 @@
           <w:rFonts w:ascii="Consolas" w:hAnsi="Consolas"/>
           <w:sz w:val="19"/>
         </w:rPr>
-        <w:t>DLPBROWSER-New-DlpPolicy.ps1 -WhatIf</w:t>
+        <w:t>DLPBROWSER-Configure.ps1 -WhatIf</w:t>
       </w:r>
       <w:r>
         <w:t xml:space="preserve">; afterward run </w:t>
@@ -5029,7 +5029,7 @@
           <w:rFonts w:ascii="Consolas" w:hAnsi="Consolas"/>
           <w:sz w:val="19"/>
         </w:rPr>
-        <w:t>DLPBROWSER-Test-Validation.ps1</w:t>
+        <w:t>DLPBROWSER-Validate.ps1</w:t>
       </w:r>
       <w:r>
         <w:t xml:space="preserve">. </w:t>
@@ -5151,7 +5151,7 @@
           <w:rFonts w:ascii="Consolas" w:hAnsi="Consolas"/>
           <w:sz w:val="19"/>
         </w:rPr>
-        <w:t>DLPBROWSER-Report-Activity.ps1</w:t>
+        <w:t>DLPBROWSER-Report.ps1</w:t>
       </w:r>
       <w:r>
         <w:t xml:space="preserve"> as a would-be match against the domain group.</w:t>
@@ -5263,7 +5263,7 @@
           <w:rFonts w:ascii="Consolas" w:hAnsi="Consolas"/>
           <w:sz w:val="19"/>
         </w:rPr>
-        <w:t>DLPBROWSER-Report-Activity.ps1</w:t>
+        <w:t>DLPBROWSER-Report.ps1</w:t>
       </w:r>
       <w:r>
         <w:t xml:space="preserve"> over the test window; cross-check the Purview audit search (</w:t>
@@ -5321,7 +5321,7 @@
           <w:rFonts w:ascii="Consolas" w:hAnsi="Consolas"/>
           <w:sz w:val="19"/>
         </w:rPr>
-        <w:t>DLPBROWSER-New-DlpPolicy.ps1 -Enforce -WhatIf</w:t>
+        <w:t>DLPBROWSER-Configure.ps1 -Enforce -WhatIf</w:t>
       </w:r>
       <w:r>
         <w:t xml:space="preserve">, then </w:t>
